--- a/Development Log.docx
+++ b/Development Log.docx
@@ -294,13 +294,8 @@
           <w:numId w:val="3"/>
         </w:numPr>
       </w:pPr>
-      <w:proofErr w:type="spellStart"/>
-      <w:r>
-        <w:t>Headbob</w:t>
-      </w:r>
-      <w:proofErr w:type="spellEnd"/>
-      <w:r>
-        <w:t xml:space="preserve"> Mechanic</w:t>
+      <w:r>
+        <w:t>Headbob Mechanic</w:t>
       </w:r>
       <w:r>
         <w:t>.</w:t>
@@ -1441,13 +1436,8 @@
         </w:numPr>
       </w:pPr>
       <w:r>
-        <w:t xml:space="preserve">New </w:t>
-      </w:r>
-      <w:proofErr w:type="spellStart"/>
-      <w:r>
-        <w:t>GameMode</w:t>
-      </w:r>
-      <w:proofErr w:type="spellEnd"/>
+        <w:t>New GameMode</w:t>
+      </w:r>
     </w:p>
     <w:p>
       <w:pPr>
@@ -1458,13 +1448,8 @@
         </w:numPr>
       </w:pPr>
       <w:r>
-        <w:t xml:space="preserve">New </w:t>
-      </w:r>
-      <w:proofErr w:type="spellStart"/>
-      <w:r>
-        <w:t>GameInstance</w:t>
-      </w:r>
-      <w:proofErr w:type="spellEnd"/>
+        <w:t>New GameInstance</w:t>
+      </w:r>
     </w:p>
     <w:p>
       <w:pPr>
@@ -1475,13 +1460,8 @@
         </w:numPr>
       </w:pPr>
       <w:r>
-        <w:t xml:space="preserve">New </w:t>
-      </w:r>
-      <w:proofErr w:type="spellStart"/>
-      <w:r>
-        <w:t>GameState</w:t>
-      </w:r>
-      <w:proofErr w:type="spellEnd"/>
+        <w:t>New GameState</w:t>
+      </w:r>
     </w:p>
     <w:p>
       <w:pPr>
@@ -1492,13 +1472,8 @@
         </w:numPr>
       </w:pPr>
       <w:r>
-        <w:t xml:space="preserve">New </w:t>
-      </w:r>
-      <w:proofErr w:type="spellStart"/>
-      <w:r>
-        <w:t>PlayerState</w:t>
-      </w:r>
-      <w:proofErr w:type="spellEnd"/>
+        <w:t>New PlayerState</w:t>
+      </w:r>
     </w:p>
     <w:p>
       <w:pPr>
@@ -1890,11 +1865,65 @@
         </w:numPr>
       </w:pPr>
       <w:r>
+        <w:t>Examine Item F</w:t>
+      </w:r>
+      <w:r>
+        <w:t>u</w:t>
+      </w:r>
+      <w:r>
+        <w:t>nctionality</w:t>
+      </w:r>
+    </w:p>
+    <w:p>
+      <w:pPr>
+        <w:pStyle w:val="ListParagraph"/>
+        <w:numPr>
+          <w:ilvl w:val="0"/>
+          <w:numId w:val="11"/>
+        </w:numPr>
+      </w:pPr>
+      <w:r>
         <w:t>New Icons</w:t>
       </w:r>
     </w:p>
     <w:p>
       <w:pPr>
+        <w:pStyle w:val="ListParagraph"/>
+        <w:numPr>
+          <w:ilvl w:val="0"/>
+          <w:numId w:val="11"/>
+        </w:numPr>
+      </w:pPr>
+      <w:r>
+        <w:t>Ability to examine items</w:t>
+      </w:r>
+    </w:p>
+    <w:p>
+      <w:pPr>
+        <w:pStyle w:val="ListParagraph"/>
+        <w:numPr>
+          <w:ilvl w:val="0"/>
+          <w:numId w:val="11"/>
+        </w:numPr>
+      </w:pPr>
+      <w:r>
+        <w:t>Backpack expansion capabilities</w:t>
+      </w:r>
+    </w:p>
+    <w:p>
+      <w:pPr>
+        <w:pStyle w:val="ListParagraph"/>
+        <w:numPr>
+          <w:ilvl w:val="0"/>
+          <w:numId w:val="11"/>
+        </w:numPr>
+      </w:pPr>
+      <w:r>
+        <w:t>UI</w:t>
+      </w:r>
+    </w:p>
+    <w:p>
+      <w:pPr>
         <w:pStyle w:val="Heading3"/>
       </w:pPr>
       <w:r>
@@ -1927,6 +1956,18 @@
     </w:p>
     <w:p>
       <w:pPr>
+        <w:pStyle w:val="ListParagraph"/>
+        <w:numPr>
+          <w:ilvl w:val="0"/>
+          <w:numId w:val="11"/>
+        </w:numPr>
+      </w:pPr>
+      <w:r>
+        <w:t>Med Pack</w:t>
+      </w:r>
+    </w:p>
+    <w:p>
+      <w:pPr>
         <w:pStyle w:val="Heading2"/>
       </w:pPr>
       <w:r>
@@ -1983,6 +2024,18 @@
     </w:p>
     <w:p>
       <w:pPr>
+        <w:pStyle w:val="ListParagraph"/>
+        <w:numPr>
+          <w:ilvl w:val="0"/>
+          <w:numId w:val="11"/>
+        </w:numPr>
+      </w:pPr>
+      <w:r>
+        <w:t>Removed several debug tags as they’re no longer needed</w:t>
+      </w:r>
+    </w:p>
+    <w:p>
+      <w:pPr>
         <w:pStyle w:val="Heading2"/>
       </w:pPr>
       <w:r>
@@ -2035,6 +2088,18 @@
       </w:pPr>
       <w:r>
         <w:t>Icons for battery and keys</w:t>
+      </w:r>
+    </w:p>
+    <w:p>
+      <w:pPr>
+        <w:pStyle w:val="ListParagraph"/>
+        <w:numPr>
+          <w:ilvl w:val="0"/>
+          <w:numId w:val="11"/>
+        </w:numPr>
+      </w:pPr>
+      <w:r>
+        <w:t>Flashlight mechanic now drains the battery</w:t>
       </w:r>
     </w:p>
     <w:p/>
@@ -2088,16 +2153,11 @@
     <w:r>
       <w:t xml:space="preserve">Project </w:t>
     </w:r>
-    <w:proofErr w:type="gramStart"/>
     <w:r>
       <w:t>HOWLONG</w:t>
     </w:r>
     <w:r>
-      <w:t>(</w:t>
-    </w:r>
-    <w:proofErr w:type="gramEnd"/>
-    <w:r>
-      <w:t>v</w:t>
+      <w:t>(v</w:t>
     </w:r>
     <w:r>
       <w:t>3</w:t>
@@ -2137,7 +2197,7 @@
       <w:rPr>
         <w:noProof/>
       </w:rPr>
-      <w:t>17/07/2025 16:26</w:t>
+      <w:t>15/04/2026 17:58</w:t>
     </w:r>
     <w:r>
       <w:fldChar w:fldCharType="end"/>

--- a/Development Log.docx
+++ b/Development Log.docx
@@ -204,7 +204,15 @@
         </w:numPr>
       </w:pPr>
       <w:r>
-        <w:t>Updated gitignore to backup correct files</w:t>
+        <w:t xml:space="preserve">Updated </w:t>
+      </w:r>
+      <w:proofErr w:type="spellStart"/>
+      <w:r>
+        <w:t>gitignore</w:t>
+      </w:r>
+      <w:proofErr w:type="spellEnd"/>
+      <w:r>
+        <w:t xml:space="preserve"> to backup correct files</w:t>
       </w:r>
       <w:r>
         <w:t>.</w:t>
@@ -294,8 +302,13 @@
           <w:numId w:val="3"/>
         </w:numPr>
       </w:pPr>
-      <w:r>
-        <w:t>Headbob Mechanic</w:t>
+      <w:proofErr w:type="spellStart"/>
+      <w:r>
+        <w:t>Headbob</w:t>
+      </w:r>
+      <w:proofErr w:type="spellEnd"/>
+      <w:r>
+        <w:t xml:space="preserve"> Mechanic</w:t>
       </w:r>
       <w:r>
         <w:t>.</w:t>
@@ -359,7 +372,15 @@
         </w:numPr>
       </w:pPr>
       <w:r>
-        <w:t>Updated gitignore to backup correct files</w:t>
+        <w:t xml:space="preserve">Updated </w:t>
+      </w:r>
+      <w:proofErr w:type="spellStart"/>
+      <w:r>
+        <w:t>gitignore</w:t>
+      </w:r>
+      <w:proofErr w:type="spellEnd"/>
+      <w:r>
+        <w:t xml:space="preserve"> to backup correct files</w:t>
       </w:r>
       <w:r>
         <w:t>.</w:t>
@@ -403,14 +424,24 @@
           <w:numId w:val="3"/>
         </w:numPr>
       </w:pPr>
+      <w:proofErr w:type="spellStart"/>
       <w:r>
         <w:t>VisualStudio</w:t>
       </w:r>
+      <w:proofErr w:type="spellEnd"/>
       <w:r>
         <w:t xml:space="preserve"> 2019</w:t>
       </w:r>
       <w:r>
-        <w:t xml:space="preserve"> to VisualStudio 2022</w:t>
+        <w:t xml:space="preserve"> to </w:t>
+      </w:r>
+      <w:proofErr w:type="spellStart"/>
+      <w:r>
+        <w:t>VisualStudio</w:t>
+      </w:r>
+      <w:proofErr w:type="spellEnd"/>
+      <w:r>
+        <w:t xml:space="preserve"> 2022</w:t>
       </w:r>
       <w:r>
         <w:t>.</w:t>
@@ -624,8 +655,13 @@
           <w:numId w:val="3"/>
         </w:numPr>
       </w:pPr>
-      <w:r>
-        <w:t>Unstackable items will now use separate inventory slots</w:t>
+      <w:proofErr w:type="spellStart"/>
+      <w:r>
+        <w:t>Unstackable</w:t>
+      </w:r>
+      <w:proofErr w:type="spellEnd"/>
+      <w:r>
+        <w:t xml:space="preserve"> items will now use separate inventory slots</w:t>
       </w:r>
       <w:r>
         <w:t>.</w:t>
@@ -695,6 +731,7 @@
           <w:numId w:val="3"/>
         </w:numPr>
       </w:pPr>
+      <w:proofErr w:type="spellStart"/>
       <w:r>
         <w:t>git</w:t>
       </w:r>
@@ -702,7 +739,11 @@
         <w:t>i</w:t>
       </w:r>
       <w:r>
-        <w:t>gnore file</w:t>
+        <w:t>gnore</w:t>
+      </w:r>
+      <w:proofErr w:type="spellEnd"/>
+      <w:r>
+        <w:t xml:space="preserve"> file</w:t>
       </w:r>
       <w:r>
         <w:t>.</w:t>
@@ -1436,8 +1477,13 @@
         </w:numPr>
       </w:pPr>
       <w:r>
-        <w:t>New GameMode</w:t>
-      </w:r>
+        <w:t xml:space="preserve">New </w:t>
+      </w:r>
+      <w:proofErr w:type="spellStart"/>
+      <w:r>
+        <w:t>GameMode</w:t>
+      </w:r>
+      <w:proofErr w:type="spellEnd"/>
     </w:p>
     <w:p>
       <w:pPr>
@@ -1448,8 +1494,13 @@
         </w:numPr>
       </w:pPr>
       <w:r>
-        <w:t>New GameInstance</w:t>
-      </w:r>
+        <w:t xml:space="preserve">New </w:t>
+      </w:r>
+      <w:proofErr w:type="spellStart"/>
+      <w:r>
+        <w:t>GameInstance</w:t>
+      </w:r>
+      <w:proofErr w:type="spellEnd"/>
     </w:p>
     <w:p>
       <w:pPr>
@@ -1460,8 +1511,13 @@
         </w:numPr>
       </w:pPr>
       <w:r>
-        <w:t>New GameState</w:t>
-      </w:r>
+        <w:t xml:space="preserve">New </w:t>
+      </w:r>
+      <w:proofErr w:type="spellStart"/>
+      <w:r>
+        <w:t>GameState</w:t>
+      </w:r>
+      <w:proofErr w:type="spellEnd"/>
     </w:p>
     <w:p>
       <w:pPr>
@@ -1472,8 +1528,13 @@
         </w:numPr>
       </w:pPr>
       <w:r>
-        <w:t>New PlayerState</w:t>
-      </w:r>
+        <w:t xml:space="preserve">New </w:t>
+      </w:r>
+      <w:proofErr w:type="spellStart"/>
+      <w:r>
+        <w:t>PlayerState</w:t>
+      </w:r>
+      <w:proofErr w:type="spellEnd"/>
     </w:p>
     <w:p>
       <w:pPr>
@@ -1920,6 +1981,18 @@
       </w:pPr>
       <w:r>
         <w:t>UI</w:t>
+      </w:r>
+    </w:p>
+    <w:p>
+      <w:pPr>
+        <w:pStyle w:val="ListParagraph"/>
+        <w:numPr>
+          <w:ilvl w:val="0"/>
+          <w:numId w:val="11"/>
+        </w:numPr>
+      </w:pPr>
+      <w:r>
+        <w:t>Blood Screen</w:t>
       </w:r>
     </w:p>
     <w:p>
@@ -2153,11 +2226,16 @@
     <w:r>
       <w:t xml:space="preserve">Project </w:t>
     </w:r>
+    <w:proofErr w:type="gramStart"/>
     <w:r>
       <w:t>HOWLONG</w:t>
     </w:r>
     <w:r>
-      <w:t>(v</w:t>
+      <w:t>(</w:t>
+    </w:r>
+    <w:proofErr w:type="gramEnd"/>
+    <w:r>
+      <w:t>v</w:t>
     </w:r>
     <w:r>
       <w:t>3</w:t>
@@ -2197,7 +2275,7 @@
       <w:rPr>
         <w:noProof/>
       </w:rPr>
-      <w:t>15/04/2026 17:58</w:t>
+      <w:t>16/04/2026 17:12</w:t>
     </w:r>
     <w:r>
       <w:fldChar w:fldCharType="end"/>

--- a/Development Log.docx
+++ b/Development Log.docx
@@ -204,15 +204,7 @@
         </w:numPr>
       </w:pPr>
       <w:r>
-        <w:t xml:space="preserve">Updated </w:t>
-      </w:r>
-      <w:proofErr w:type="spellStart"/>
-      <w:r>
-        <w:t>gitignore</w:t>
-      </w:r>
-      <w:proofErr w:type="spellEnd"/>
-      <w:r>
-        <w:t xml:space="preserve"> to backup correct files</w:t>
+        <w:t>Updated gitignore to backup correct files</w:t>
       </w:r>
       <w:r>
         <w:t>.</w:t>
@@ -302,13 +294,8 @@
           <w:numId w:val="3"/>
         </w:numPr>
       </w:pPr>
-      <w:proofErr w:type="spellStart"/>
-      <w:r>
-        <w:t>Headbob</w:t>
-      </w:r>
-      <w:proofErr w:type="spellEnd"/>
-      <w:r>
-        <w:t xml:space="preserve"> Mechanic</w:t>
+      <w:r>
+        <w:t>Headbob Mechanic</w:t>
       </w:r>
       <w:r>
         <w:t>.</w:t>
@@ -372,15 +359,7 @@
         </w:numPr>
       </w:pPr>
       <w:r>
-        <w:t xml:space="preserve">Updated </w:t>
-      </w:r>
-      <w:proofErr w:type="spellStart"/>
-      <w:r>
-        <w:t>gitignore</w:t>
-      </w:r>
-      <w:proofErr w:type="spellEnd"/>
-      <w:r>
-        <w:t xml:space="preserve"> to backup correct files</w:t>
+        <w:t>Updated gitignore to backup correct files</w:t>
       </w:r>
       <w:r>
         <w:t>.</w:t>
@@ -424,24 +403,14 @@
           <w:numId w:val="3"/>
         </w:numPr>
       </w:pPr>
-      <w:proofErr w:type="spellStart"/>
       <w:r>
         <w:t>VisualStudio</w:t>
       </w:r>
-      <w:proofErr w:type="spellEnd"/>
       <w:r>
         <w:t xml:space="preserve"> 2019</w:t>
       </w:r>
       <w:r>
-        <w:t xml:space="preserve"> to </w:t>
-      </w:r>
-      <w:proofErr w:type="spellStart"/>
-      <w:r>
-        <w:t>VisualStudio</w:t>
-      </w:r>
-      <w:proofErr w:type="spellEnd"/>
-      <w:r>
-        <w:t xml:space="preserve"> 2022</w:t>
+        <w:t xml:space="preserve"> to VisualStudio 2022</w:t>
       </w:r>
       <w:r>
         <w:t>.</w:t>
@@ -655,13 +624,8 @@
           <w:numId w:val="3"/>
         </w:numPr>
       </w:pPr>
-      <w:proofErr w:type="spellStart"/>
-      <w:r>
-        <w:t>Unstackable</w:t>
-      </w:r>
-      <w:proofErr w:type="spellEnd"/>
-      <w:r>
-        <w:t xml:space="preserve"> items will now use separate inventory slots</w:t>
+      <w:r>
+        <w:t>Unstackable items will now use separate inventory slots</w:t>
       </w:r>
       <w:r>
         <w:t>.</w:t>
@@ -731,7 +695,6 @@
           <w:numId w:val="3"/>
         </w:numPr>
       </w:pPr>
-      <w:proofErr w:type="spellStart"/>
       <w:r>
         <w:t>git</w:t>
       </w:r>
@@ -739,11 +702,7 @@
         <w:t>i</w:t>
       </w:r>
       <w:r>
-        <w:t>gnore</w:t>
-      </w:r>
-      <w:proofErr w:type="spellEnd"/>
-      <w:r>
-        <w:t xml:space="preserve"> file</w:t>
+        <w:t>gnore file</w:t>
       </w:r>
       <w:r>
         <w:t>.</w:t>
@@ -1477,13 +1436,8 @@
         </w:numPr>
       </w:pPr>
       <w:r>
-        <w:t xml:space="preserve">New </w:t>
-      </w:r>
-      <w:proofErr w:type="spellStart"/>
-      <w:r>
-        <w:t>GameMode</w:t>
-      </w:r>
-      <w:proofErr w:type="spellEnd"/>
+        <w:t>New GameMode</w:t>
+      </w:r>
     </w:p>
     <w:p>
       <w:pPr>
@@ -1494,13 +1448,8 @@
         </w:numPr>
       </w:pPr>
       <w:r>
-        <w:t xml:space="preserve">New </w:t>
-      </w:r>
-      <w:proofErr w:type="spellStart"/>
-      <w:r>
-        <w:t>GameInstance</w:t>
-      </w:r>
-      <w:proofErr w:type="spellEnd"/>
+        <w:t>New GameInstance</w:t>
+      </w:r>
     </w:p>
     <w:p>
       <w:pPr>
@@ -1511,13 +1460,8 @@
         </w:numPr>
       </w:pPr>
       <w:r>
-        <w:t xml:space="preserve">New </w:t>
-      </w:r>
-      <w:proofErr w:type="spellStart"/>
-      <w:r>
-        <w:t>GameState</w:t>
-      </w:r>
-      <w:proofErr w:type="spellEnd"/>
+        <w:t>New GameState</w:t>
+      </w:r>
     </w:p>
     <w:p>
       <w:pPr>
@@ -1528,13 +1472,8 @@
         </w:numPr>
       </w:pPr>
       <w:r>
-        <w:t xml:space="preserve">New </w:t>
-      </w:r>
-      <w:proofErr w:type="spellStart"/>
-      <w:r>
-        <w:t>PlayerState</w:t>
-      </w:r>
-      <w:proofErr w:type="spellEnd"/>
+        <w:t>New PlayerState</w:t>
+      </w:r>
     </w:p>
     <w:p>
       <w:pPr>
@@ -1993,6 +1932,18 @@
       </w:pPr>
       <w:r>
         <w:t>Blood Screen</w:t>
+      </w:r>
+    </w:p>
+    <w:p>
+      <w:pPr>
+        <w:pStyle w:val="ListParagraph"/>
+        <w:numPr>
+          <w:ilvl w:val="0"/>
+          <w:numId w:val="11"/>
+        </w:numPr>
+      </w:pPr>
+      <w:r>
+        <w:t>Hiding inside of Locker mechanics.</w:t>
       </w:r>
     </w:p>
     <w:p>
@@ -2226,16 +2177,11 @@
     <w:r>
       <w:t xml:space="preserve">Project </w:t>
     </w:r>
-    <w:proofErr w:type="gramStart"/>
     <w:r>
       <w:t>HOWLONG</w:t>
     </w:r>
     <w:r>
-      <w:t>(</w:t>
-    </w:r>
-    <w:proofErr w:type="gramEnd"/>
-    <w:r>
-      <w:t>v</w:t>
+      <w:t>(v</w:t>
     </w:r>
     <w:r>
       <w:t>3</w:t>
@@ -2275,7 +2221,7 @@
       <w:rPr>
         <w:noProof/>
       </w:rPr>
-      <w:t>16/04/2026 17:12</w:t>
+      <w:t>15/05/2026 16:49</w:t>
     </w:r>
     <w:r>
       <w:fldChar w:fldCharType="end"/>

--- a/Development Log.docx
+++ b/Development Log.docx
@@ -294,8 +294,13 @@
           <w:numId w:val="3"/>
         </w:numPr>
       </w:pPr>
-      <w:r>
-        <w:t>Headbob Mechanic</w:t>
+      <w:proofErr w:type="spellStart"/>
+      <w:r>
+        <w:t>Headbob</w:t>
+      </w:r>
+      <w:proofErr w:type="spellEnd"/>
+      <w:r>
+        <w:t xml:space="preserve"> Mechanic</w:t>
       </w:r>
       <w:r>
         <w:t>.</w:t>
@@ -403,14 +408,24 @@
           <w:numId w:val="3"/>
         </w:numPr>
       </w:pPr>
+      <w:proofErr w:type="spellStart"/>
       <w:r>
         <w:t>VisualStudio</w:t>
       </w:r>
+      <w:proofErr w:type="spellEnd"/>
       <w:r>
         <w:t xml:space="preserve"> 2019</w:t>
       </w:r>
       <w:r>
-        <w:t xml:space="preserve"> to VisualStudio 2022</w:t>
+        <w:t xml:space="preserve"> to </w:t>
+      </w:r>
+      <w:proofErr w:type="spellStart"/>
+      <w:r>
+        <w:t>VisualStudio</w:t>
+      </w:r>
+      <w:proofErr w:type="spellEnd"/>
+      <w:r>
+        <w:t xml:space="preserve"> 2022</w:t>
       </w:r>
       <w:r>
         <w:t>.</w:t>
@@ -624,8 +639,13 @@
           <w:numId w:val="3"/>
         </w:numPr>
       </w:pPr>
-      <w:r>
-        <w:t>Unstackable items will now use separate inventory slots</w:t>
+      <w:proofErr w:type="spellStart"/>
+      <w:r>
+        <w:t>Unstackable</w:t>
+      </w:r>
+      <w:proofErr w:type="spellEnd"/>
+      <w:r>
+        <w:t xml:space="preserve"> items will now use separate inventory slots</w:t>
       </w:r>
       <w:r>
         <w:t>.</w:t>
@@ -1436,8 +1456,13 @@
         </w:numPr>
       </w:pPr>
       <w:r>
-        <w:t>New GameMode</w:t>
-      </w:r>
+        <w:t xml:space="preserve">New </w:t>
+      </w:r>
+      <w:proofErr w:type="spellStart"/>
+      <w:r>
+        <w:t>GameMode</w:t>
+      </w:r>
+      <w:proofErr w:type="spellEnd"/>
     </w:p>
     <w:p>
       <w:pPr>
@@ -1448,8 +1473,13 @@
         </w:numPr>
       </w:pPr>
       <w:r>
-        <w:t>New GameInstance</w:t>
-      </w:r>
+        <w:t xml:space="preserve">New </w:t>
+      </w:r>
+      <w:proofErr w:type="spellStart"/>
+      <w:r>
+        <w:t>GameInstance</w:t>
+      </w:r>
+      <w:proofErr w:type="spellEnd"/>
     </w:p>
     <w:p>
       <w:pPr>
@@ -1460,8 +1490,13 @@
         </w:numPr>
       </w:pPr>
       <w:r>
-        <w:t>New GameState</w:t>
-      </w:r>
+        <w:t xml:space="preserve">New </w:t>
+      </w:r>
+      <w:proofErr w:type="spellStart"/>
+      <w:r>
+        <w:t>GameState</w:t>
+      </w:r>
+      <w:proofErr w:type="spellEnd"/>
     </w:p>
     <w:p>
       <w:pPr>
@@ -1472,8 +1507,13 @@
         </w:numPr>
       </w:pPr>
       <w:r>
-        <w:t>New PlayerState</w:t>
-      </w:r>
+        <w:t xml:space="preserve">New </w:t>
+      </w:r>
+      <w:proofErr w:type="spellStart"/>
+      <w:r>
+        <w:t>PlayerState</w:t>
+      </w:r>
+      <w:proofErr w:type="spellEnd"/>
     </w:p>
     <w:p>
       <w:pPr>
@@ -1943,7 +1983,19 @@
         </w:numPr>
       </w:pPr>
       <w:r>
-        <w:t>Hiding inside of Locker mechanics.</w:t>
+        <w:t>Hiding inside of Locker mechanics</w:t>
+      </w:r>
+    </w:p>
+    <w:p>
+      <w:pPr>
+        <w:pStyle w:val="ListParagraph"/>
+        <w:numPr>
+          <w:ilvl w:val="0"/>
+          <w:numId w:val="11"/>
+        </w:numPr>
+      </w:pPr>
+      <w:r>
+        <w:t>Added lock mechanics</w:t>
       </w:r>
     </w:p>
     <w:p>
@@ -2177,11 +2229,16 @@
     <w:r>
       <w:t xml:space="preserve">Project </w:t>
     </w:r>
+    <w:proofErr w:type="gramStart"/>
     <w:r>
       <w:t>HOWLONG</w:t>
     </w:r>
     <w:r>
-      <w:t>(v</w:t>
+      <w:t>(</w:t>
+    </w:r>
+    <w:proofErr w:type="gramEnd"/>
+    <w:r>
+      <w:t>v</w:t>
     </w:r>
     <w:r>
       <w:t>3</w:t>
@@ -2221,7 +2278,7 @@
       <w:rPr>
         <w:noProof/>
       </w:rPr>
-      <w:t>15/05/2026 16:49</w:t>
+      <w:t>17/05/2026 18:07</w:t>
     </w:r>
     <w:r>
       <w:fldChar w:fldCharType="end"/>

--- a/Development Log.docx
+++ b/Development Log.docx
@@ -1996,6 +1996,9 @@
       </w:pPr>
       <w:r>
         <w:t>Added lock mechanics</w:t>
+      </w:r>
+      <w:r>
+        <w:t xml:space="preserve"> and interactions</w:t>
       </w:r>
     </w:p>
     <w:p>
@@ -2278,7 +2281,7 @@
       <w:rPr>
         <w:noProof/>
       </w:rPr>
-      <w:t>17/05/2026 18:07</w:t>
+      <w:t>18/05/2026 16:11</w:t>
     </w:r>
     <w:r>
       <w:fldChar w:fldCharType="end"/>
